--- a/reports/Report_Posts.docx
+++ b/reports/Report_Posts.docx
@@ -35,7 +35,7 @@
         <w:pStyle w:val="Heading1"/>
       </w:pPr>
       <w:r>
-        <w:t>Opportunity Brief: post_1m0vpzd</w:t>
+        <w:t>Opportunity Brief: post_1m93dlp</w:t>
       </w:r>
     </w:p>
     <w:p>
@@ -46,7 +46,7 @@
         <w:t xml:space="preserve">Subreddit: </w:t>
       </w:r>
       <w:r>
-        <w:t xml:space="preserve">r/dating | </w:t>
+        <w:t xml:space="preserve">r/TooAfraidToAsk | </w:t>
       </w:r>
       <w:r>
         <w:rPr>
@@ -55,7 +55,7 @@
         <w:t xml:space="preserve">Date: </w:t>
       </w:r>
       <w:r>
-        <w:t>2025-07-16</w:t>
+        <w:t>2025-07-25</w:t>
       </w:r>
     </w:p>
     <w:p>
@@ -85,7 +85,7 @@
     </w:p>
     <w:p>
       <w:r>
-        <w:t>18.76</w:t>
+        <w:t>12.98</w:t>
       </w:r>
     </w:p>
     <w:p>
@@ -106,7 +106,7 @@
     </w:p>
     <w:p>
       <w:r>
-        <w:t>Men ONLY. How hard is it for you to date right now?</w:t>
+        <w:t>Why do women seem to be able to avoid catching feelings for their male friends than the other way around?</w:t>
       </w:r>
     </w:p>
     <w:p>
@@ -120,7 +120,7 @@
     </w:p>
     <w:p>
       <w:r>
-        <w:t>I always hear and read online about how men are struggling to get women to acknowledge them, to go on dates, to date/commit, etc. The male loneliness epidemic or whatever. Do you feel women are put off or more reluctant or less interested? I’m not sure if that makes sense. I’m curious as to how it really is vs all these “case studies” and articles. EDIT: Are you going up to women in person? Are you using dating apps? What are women’s reaction/responses if they decline/reject your approach to them?</w:t>
+        <w:t>First of all I absolutely believe that men and women can be friends. I have 3 female friends currently, and I don't have feelings for any. There was one I did in the past, but in total I think that I had feelings for like 10% of my female friends, so it's far from the norm. Anyway... If you look at threads where someone caught feelings for their opposite sex friends, there's certainly from both sides, both from a male and female perspective. However, the guy catching feelings for their female friend is much MUCH more common, and you see so many threads where the woman responds with ""I didn't even know you looked at me that way!"". Why is it so much more common for women to avoid catching feelings? Casual sex and hooking up I guess, but when it comes to dating, relationship material where personality, matching with each other and such I don't quite understand.</w:t>
       </w:r>
     </w:p>
     <w:p>
@@ -139,7 +139,7 @@
         <w:t xml:space="preserve">Theme: </w:t>
       </w:r>
       <w:r>
-        <w:t>Challenges of Modern Dating for Men</w:t>
+        <w:t>Exploring friendships and emotional dynamics between genders</w:t>
         <w:br/>
       </w:r>
       <w:r>
@@ -159,7 +159,7 @@
         <w:t xml:space="preserve">Strategic Direction: </w:t>
       </w:r>
       <w:r>
-        <w:t>Emphasize the co-creation aspect of attraction and encourage open dialogues on navigating modern dating challenges with mutual respect.</w:t>
+        <w:t>Engage in discussions about how friendships are maintained without romantic involvement and highlight the mutual dance of connection and respect in relationships.</w:t>
       </w:r>
     </w:p>
     <w:p>
@@ -174,7 +174,7 @@
         <w:pStyle w:val="Heading1"/>
       </w:pPr>
       <w:r>
-        <w:t>Opportunity Brief: post_1m4qhmx</w:t>
+        <w:t>Opportunity Brief: post_1mbge1b</w:t>
       </w:r>
     </w:p>
     <w:p>
@@ -194,7 +194,7 @@
         <w:t xml:space="preserve">Date: </w:t>
       </w:r>
       <w:r>
-        <w:t>2025-07-20</w:t>
+        <w:t>2025-07-28</w:t>
       </w:r>
     </w:p>
     <w:p>
@@ -224,7 +224,7 @@
     </w:p>
     <w:p>
       <w:r>
-        <w:t>19.03</w:t>
+        <w:t>40.52</w:t>
       </w:r>
     </w:p>
     <w:p>
@@ -245,7 +245,7 @@
     </w:p>
     <w:p>
       <w:r>
-        <w:t>How royally fucked am I?</w:t>
+        <w:t>The blowback of women in their 40’s dating men in their late 20’s/30’s is practically nonexistent.</w:t>
       </w:r>
     </w:p>
     <w:p>
@@ -259,7 +259,7 @@
     </w:p>
     <w:p>
       <w:r>
-        <w:t>(32M) Growing up, I never had much of a dating or sex life. I prioritized my goals in life, which completely destroyed any chances of dating—let alone talking to women or having sex (I'm still a virgin). I turned down opportunities for relationships and sex when they came up. Now that I’m in a comfortable place in life, trying to date is the hardest thing I’ve ever done. The anxiety I feel when approaching women is overwhelming. I’ve tried and paid for countless dating apps, speed dating events, etc., but nothing has worked. I’m tired of being labeled a red flag just because I lack relationship and sexual experience. Why is this so damn difficult? (Apparently I'm viewed as unwanted hence the red flag) Am I doomed to be single forever just because I have no past experience? I’ve got my life together—I’m a homeowner, financially stable, have my own car—but it feels like none of that matters unless you've already had relationships in the past. What the hell am I supposed to do?!</w:t>
+        <w:t>47f here and just broke up with my shithead boyfriend of 3 years (42m). I caught him TRYING to cheat with a 22 year old sugar baby. So dead to me and fuck off forever and blocked! Been a month, I had to move on. Got on bumble 3 days ago and was hoping for someone my age, but it’s ALL younger guys. 350+ likes and they don’t give two fucks about my age. I don’t plan on sleeping with anyone unless they’re special and we click but, hot damn, one way being a woman is easier.</w:t>
       </w:r>
     </w:p>
     <w:p>
@@ -278,7 +278,7 @@
         <w:t xml:space="preserve">Theme: </w:t>
       </w:r>
       <w:r>
-        <w:t>Navigating Relationships with Limited Experience</w:t>
+        <w:t>Age differences in relationships and societal perceptions</w:t>
         <w:br/>
       </w:r>
       <w:r>
@@ -288,7 +288,7 @@
         <w:t xml:space="preserve">Core Philosophy: </w:t>
       </w:r>
       <w:r>
-        <w:t>Inner Freedom Before External Skill</w:t>
+        <w:t>Connection Over Performance</w:t>
         <w:br/>
       </w:r>
       <w:r>
@@ -298,7 +298,7 @@
         <w:t xml:space="preserve">Strategic Direction: </w:t>
       </w:r>
       <w:r>
-        <w:t>Focus on developing personal confidence from within and educate on removing self-doubt while forming genuine connections in dating.</w:t>
+        <w:t>Explore the dynamics of age differences in relationships, focusing on authenticity and genuine connection rather than societal expectations.</w:t>
       </w:r>
     </w:p>
     <w:p>
@@ -313,7 +313,7 @@
         <w:pStyle w:val="Heading1"/>
       </w:pPr>
       <w:r>
-        <w:t>Opportunity Brief: post_1m43nhj</w:t>
+        <w:t>Opportunity Brief: post_1maw0sv</w:t>
       </w:r>
     </w:p>
     <w:p>
@@ -324,7 +324,7 @@
         <w:t xml:space="preserve">Subreddit: </w:t>
       </w:r>
       <w:r>
-        <w:t xml:space="preserve">r/dating | </w:t>
+        <w:t xml:space="preserve">r/datingoverthirty | </w:t>
       </w:r>
       <w:r>
         <w:rPr>
@@ -333,7 +333,7 @@
         <w:t xml:space="preserve">Date: </w:t>
       </w:r>
       <w:r>
-        <w:t>2025-07-20</w:t>
+        <w:t>2025-07-28</w:t>
       </w:r>
     </w:p>
     <w:p>
@@ -363,7 +363,7 @@
     </w:p>
     <w:p>
       <w:r>
-        <w:t>21.17</w:t>
+        <w:t>31.83</w:t>
       </w:r>
     </w:p>
     <w:p>
@@ -384,7 +384,7 @@
     </w:p>
     <w:p>
       <w:r>
-        <w:t>I think I made a big mistake and let go of a really good guy</w:t>
+        <w:t>Why does it feel so hard to find a man who’s willing to take it slow sexually?</w:t>
       </w:r>
     </w:p>
     <w:p>
@@ -398,7 +398,7 @@
     </w:p>
     <w:p>
       <w:r>
-        <w:t>Been seeing this guy for a few months now, we met on hinge and were both really into eachother after the first date. From there on out, everything was great. He 27) and I (F25) would see eachother a lot and enjoyed our time, he knew how to communicate well with me. I got used to our routine. My job demands a lot of travel and I’ve had some personal trips in the past few weeks. When I went on a work trip a few weeks ago, I didn’t talk to him as much while being gone. I knew he was going on a trip the day after I got back. I was so busy on my work trip and remember being at the airport on the way back thinking how I was so excited to see him and I knew I was going to want to talk to him as soon as I got home. Ever since then, things have been off. We both had travels and tried to keep it up but it was hard. We spoke about being more serious, both affirmed our strong feelings for one another, but wanted to take things slowly given that our schedules are so vastly different. I know how I felt in the beginning and know it’s not how I’m feeling now because we aren’t showing as much outright interest in one another. I’ve felt that he wasn’t communicating as much, not showing as much interest, I just didn’t feel pursued. He and I had a serious conversation about it and I felt like things were ok but it started to happen again. We spoke yesterday and decided to end things, he said he hasn’t been feeling it for a few weeks now, ever since I went on my work trip. I initiated ending things, and he agreed. Everything was amicable but I’m so sad. He’s treated me better than any guy I’ve met and was respectful and good at communicating. He didn’t say he wasn’t feeling it until I said I didn’t like where things stood. I have some serious past trauma and some poor experiences with relationships so he was just a breath of fresh air. I knew I had some reservations and that my needs weren’t being met, but he is a good person and I feel like I’m making a mistake pushing him away. I felt ok in the moment but now feel sad. He meant more to me than I realized. Is there any hope here? Or do I move on.</w:t>
+        <w:t>I want to preface this by saying obviously not all men are like this. For background, I’ve only had one sexual partner and it was my first love. He, along with the last man that I dated, have been the only two people in about 10 years of dating that have been willing to take it slow with me sexually. Everyone else, regardless of what they say, has been interested in having sex with me as soon as possible. I want to wait to have sex within the confines of a committed relationship (originally I was trying to wait till marriage). Sexual compatibility is very important to me but at the rate men want to go, it feels like I wouldn’t ever have time to become comfortable and feel safe with them, physically and emotionally and health-wise too. Whenever I share my boundaries and tell them I want to take things slow, I know they likely won’t be around much longer. This is fine and I’m glad I stick to my boundaries, but at times I feel like I’m never going to find someone with similar values. And I really feel like this has largely contributed to the reason I am still single. I’m not here to shame anyone for being sexual (I have a high libido myself - and yes it can be hard to manage this) or having preferences, but I just want to better understand my experiences and how I can go about finding a guy who is on the same page as me. And please don’t tell me to go find a religious guy. I am spiritual and do have my own religion, but religious guys like to have sex quickly too. It doesn’t matter how or where I meet men, it’s always been an issue for me. I’m an affectionate person and I love showing it, but I just don’t want to have sex early on. If I were having sex with everyone that tried within a number of weeks, I’d have slept with hundreds of men by now. I think I just needed to vent, but if you have any advice or insight I would appreciate it. Thank you.</w:t>
       </w:r>
     </w:p>
     <w:p>
@@ -417,7 +417,424 @@
         <w:t xml:space="preserve">Theme: </w:t>
       </w:r>
       <w:r>
-        <w:t>Managing Relationship Expectations and Regrets</w:t>
+        <w:t>The challenges of finding partners who respect personal boundaries and values in dating.</w:t>
+        <w:br/>
+      </w:r>
+      <w:r>
+        <w:rPr>
+          <w:b/>
+        </w:rPr>
+        <w:t xml:space="preserve">Core Philosophy: </w:t>
+      </w:r>
+      <w:r>
+        <w:t>Courtship is a Dance, Not a Chase</w:t>
+        <w:br/>
+      </w:r>
+      <w:r>
+        <w:rPr>
+          <w:b/>
+        </w:rPr>
+        <w:t xml:space="preserve">Strategic Direction: </w:t>
+      </w:r>
+      <w:r>
+        <w:t>Encourage discussions about how individuals can navigate dating with a focus on mutual respect and patience, emphasizing non-aggressive approaches to building connections.</w:t>
+      </w:r>
+    </w:p>
+    <w:p>
+      <w:pPr>
+        <w:pBdr>
+          <w:bottom w:val="single" w:sz="6" w:space="1" w:color="auto"/>
+        </w:pBdr>
+      </w:pPr>
+    </w:p>
+    <w:p>
+      <w:pPr>
+        <w:pStyle w:val="Heading1"/>
+      </w:pPr>
+      <w:r>
+        <w:t>Opportunity Brief: post_1mboegu</w:t>
+      </w:r>
+    </w:p>
+    <w:p>
+      <w:r>
+        <w:rPr>
+          <w:b/>
+        </w:rPr>
+        <w:t xml:space="preserve">Subreddit: </w:t>
+      </w:r>
+      <w:r>
+        <w:t xml:space="preserve">r/TooAfraidToAsk | </w:t>
+      </w:r>
+      <w:r>
+        <w:rPr>
+          <w:b/>
+        </w:rPr>
+        <w:t xml:space="preserve">Date: </w:t>
+      </w:r>
+      <w:r>
+        <w:t>2025-07-29</w:t>
+      </w:r>
+    </w:p>
+    <w:p>
+      <w:r>
+        <w:rPr>
+          <w:b/>
+        </w:rPr>
+        <w:t xml:space="preserve">Link to content: </w:t>
+      </w:r>
+      <w:hyperlink r:id="rId12">
+        <w:r>
+          <w:rPr>
+            <w:color w:val="0563C1"/>
+            <w:u w:val="single"/>
+          </w:rPr>
+          <w:t>Click here to view on Reddit</w:t>
+        </w:r>
+      </w:hyperlink>
+    </w:p>
+    <w:p>
+      <w:pPr>
+        <w:pStyle w:val="Heading3"/>
+      </w:pPr>
+      <w:r>
+        <w:t>Opportunity Score</w:t>
+      </w:r>
+    </w:p>
+    <w:p>
+      <w:r>
+        <w:t>63.74</w:t>
+      </w:r>
+    </w:p>
+    <w:p>
+      <w:pPr>
+        <w:pStyle w:val="Heading3"/>
+      </w:pPr>
+      <w:r>
+        <w:t>Context</w:t>
+      </w:r>
+    </w:p>
+    <w:p>
+      <w:r>
+        <w:rPr>
+          <w:b/>
+        </w:rPr>
+        <w:t xml:space="preserve">Post Title: </w:t>
+      </w:r>
+    </w:p>
+    <w:p>
+      <w:r>
+        <w:t>How are so many people sexually active?</w:t>
+      </w:r>
+    </w:p>
+    <w:p>
+      <w:r>
+        <w:rPr>
+          <w:b/>
+        </w:rPr>
+        <w:t>Post Body:</w:t>
+        <w:br/>
+      </w:r>
+    </w:p>
+    <w:p>
+      <w:r>
+        <w:t>I’m 33m and all my friends are late 20/early 30s. They all seem to have 2-3 women they sleep with pretty regularly. Even my female friends have 2-3 guys each (ones that aren’t in relationships) How is this possible? The last time I slept with someone was before covid around 6 years ago, then covid and no one was really really each other I’m on apps, try to talk to women, hit the gym everyday etc but never have any luck Is there something I’m missing? Am I just surrounded by people that are attractive?</w:t>
+      </w:r>
+    </w:p>
+    <w:p>
+      <w:pPr>
+        <w:pStyle w:val="Heading2"/>
+      </w:pPr>
+      <w:r>
+        <w:t>AI-Driven Strategy</w:t>
+      </w:r>
+    </w:p>
+    <w:p>
+      <w:r>
+        <w:rPr>
+          <w:b/>
+        </w:rPr>
+        <w:t xml:space="preserve">Theme: </w:t>
+      </w:r>
+      <w:r>
+        <w:t>Navigating feelings of inadequacy in modern dating landscapes.</w:t>
+        <w:br/>
+      </w:r>
+      <w:r>
+        <w:rPr>
+          <w:b/>
+        </w:rPr>
+        <w:t xml:space="preserve">Core Philosophy: </w:t>
+      </w:r>
+      <w:r>
+        <w:t>Inner Freedom Before External Skill</w:t>
+        <w:br/>
+      </w:r>
+      <w:r>
+        <w:rPr>
+          <w:b/>
+        </w:rPr>
+        <w:t xml:space="preserve">Strategic Direction: </w:t>
+      </w:r>
+      <w:r>
+        <w:t>Promote the idea of developing inner confidence and self-awareness as the foundation for successful interactions, rather than solely focusing on external validation and perceptions.</w:t>
+      </w:r>
+    </w:p>
+    <w:p>
+      <w:pPr>
+        <w:pBdr>
+          <w:bottom w:val="single" w:sz="6" w:space="1" w:color="auto"/>
+        </w:pBdr>
+      </w:pPr>
+    </w:p>
+    <w:p>
+      <w:pPr>
+        <w:pStyle w:val="Heading1"/>
+      </w:pPr>
+      <w:r>
+        <w:t>Opportunity Brief: post_1maxi94</w:t>
+      </w:r>
+    </w:p>
+    <w:p>
+      <w:r>
+        <w:rPr>
+          <w:b/>
+        </w:rPr>
+        <w:t xml:space="preserve">Subreddit: </w:t>
+      </w:r>
+      <w:r>
+        <w:t xml:space="preserve">r/dating | </w:t>
+      </w:r>
+      <w:r>
+        <w:rPr>
+          <w:b/>
+        </w:rPr>
+        <w:t xml:space="preserve">Date: </w:t>
+      </w:r>
+      <w:r>
+        <w:t>2025-07-28</w:t>
+      </w:r>
+    </w:p>
+    <w:p>
+      <w:r>
+        <w:rPr>
+          <w:b/>
+        </w:rPr>
+        <w:t xml:space="preserve">Link to content: </w:t>
+      </w:r>
+      <w:hyperlink r:id="rId13">
+        <w:r>
+          <w:rPr>
+            <w:color w:val="0563C1"/>
+            <w:u w:val="single"/>
+          </w:rPr>
+          <w:t>Click here to view on Reddit</w:t>
+        </w:r>
+      </w:hyperlink>
+    </w:p>
+    <w:p>
+      <w:pPr>
+        <w:pStyle w:val="Heading3"/>
+      </w:pPr>
+      <w:r>
+        <w:t>Opportunity Score</w:t>
+      </w:r>
+    </w:p>
+    <w:p>
+      <w:r>
+        <w:t>14.89</w:t>
+      </w:r>
+    </w:p>
+    <w:p>
+      <w:pPr>
+        <w:pStyle w:val="Heading3"/>
+      </w:pPr>
+      <w:r>
+        <w:t>Context</w:t>
+      </w:r>
+    </w:p>
+    <w:p>
+      <w:r>
+        <w:rPr>
+          <w:b/>
+        </w:rPr>
+        <w:t xml:space="preserve">Post Title: </w:t>
+      </w:r>
+    </w:p>
+    <w:p>
+      <w:r>
+        <w:t>Just found out I was used the whole time by my GF.</w:t>
+      </w:r>
+    </w:p>
+    <w:p>
+      <w:r>
+        <w:rPr>
+          <w:b/>
+        </w:rPr>
+        <w:t>Post Body:</w:t>
+        <w:br/>
+      </w:r>
+    </w:p>
+    <w:p>
+      <w:r>
+        <w:t>I 26m just found out I’ve been used the whole time by my 26f gf now ex gf as a few minutes ago. We were dating for a year she came here 2 years ago on a student visa and she just admitted she wanted to get married asap so she can get her green card and won’t have to pay as much for school and other things. After that I blocked her I should have known the red flags as she was always talked about this. She was my first gf and I feel like no woman would want me for who I am because I’m ugly probably. Edit: I should mention that I met her a year ago dated for a few months broke up and around 7 months later went back together so we weren’t really dating for a year.</w:t>
+      </w:r>
+    </w:p>
+    <w:p>
+      <w:pPr>
+        <w:pStyle w:val="Heading2"/>
+      </w:pPr>
+      <w:r>
+        <w:t>AI-Driven Strategy</w:t>
+      </w:r>
+    </w:p>
+    <w:p>
+      <w:r>
+        <w:rPr>
+          <w:b/>
+        </w:rPr>
+        <w:t xml:space="preserve">Theme: </w:t>
+      </w:r>
+      <w:r>
+        <w:t>Heartbreak and self-esteem in modern relationships</w:t>
+        <w:br/>
+      </w:r>
+      <w:r>
+        <w:rPr>
+          <w:b/>
+        </w:rPr>
+        <w:t xml:space="preserve">Core Philosophy: </w:t>
+      </w:r>
+      <w:r>
+        <w:t>Inner Freedom Before External Skill</w:t>
+        <w:br/>
+      </w:r>
+      <w:r>
+        <w:rPr>
+          <w:b/>
+        </w:rPr>
+        <w:t xml:space="preserve">Strategic Direction: </w:t>
+      </w:r>
+      <w:r>
+        <w:t>Encourage the individual to focus on self-growth and self-worth independently of relationship status, emphasizing inner development before external validation.</w:t>
+      </w:r>
+    </w:p>
+    <w:p>
+      <w:pPr>
+        <w:pBdr>
+          <w:bottom w:val="single" w:sz="6" w:space="1" w:color="auto"/>
+        </w:pBdr>
+      </w:pPr>
+    </w:p>
+    <w:p>
+      <w:pPr>
+        <w:pStyle w:val="Heading1"/>
+      </w:pPr>
+      <w:r>
+        <w:t>Opportunity Brief: post_1mb6r1g</w:t>
+      </w:r>
+    </w:p>
+    <w:p>
+      <w:r>
+        <w:rPr>
+          <w:b/>
+        </w:rPr>
+        <w:t xml:space="preserve">Subreddit: </w:t>
+      </w:r>
+      <w:r>
+        <w:t xml:space="preserve">r/dating | </w:t>
+      </w:r>
+      <w:r>
+        <w:rPr>
+          <w:b/>
+        </w:rPr>
+        <w:t xml:space="preserve">Date: </w:t>
+      </w:r>
+      <w:r>
+        <w:t>2025-07-28</w:t>
+      </w:r>
+    </w:p>
+    <w:p>
+      <w:r>
+        <w:rPr>
+          <w:b/>
+        </w:rPr>
+        <w:t xml:space="preserve">Link to content: </w:t>
+      </w:r>
+      <w:hyperlink r:id="rId14">
+        <w:r>
+          <w:rPr>
+            <w:color w:val="0563C1"/>
+            <w:u w:val="single"/>
+          </w:rPr>
+          <w:t>Click here to view on Reddit</w:t>
+        </w:r>
+      </w:hyperlink>
+    </w:p>
+    <w:p>
+      <w:pPr>
+        <w:pStyle w:val="Heading3"/>
+      </w:pPr>
+      <w:r>
+        <w:t>Opportunity Score</w:t>
+      </w:r>
+    </w:p>
+    <w:p>
+      <w:r>
+        <w:t>11.62</w:t>
+      </w:r>
+    </w:p>
+    <w:p>
+      <w:pPr>
+        <w:pStyle w:val="Heading3"/>
+      </w:pPr>
+      <w:r>
+        <w:t>Context</w:t>
+      </w:r>
+    </w:p>
+    <w:p>
+      <w:r>
+        <w:rPr>
+          <w:b/>
+        </w:rPr>
+        <w:t xml:space="preserve">Post Title: </w:t>
+      </w:r>
+    </w:p>
+    <w:p>
+      <w:r>
+        <w:t>I hate how much of a ""game"" dating has become</w:t>
+      </w:r>
+    </w:p>
+    <w:p>
+      <w:r>
+        <w:rPr>
+          <w:b/>
+        </w:rPr>
+        <w:t>Post Body:</w:t>
+        <w:br/>
+      </w:r>
+    </w:p>
+    <w:p>
+      <w:r>
+        <w:t>Title says it all. All the self-imposed rules and hoops you have to jump through nowadays drive me insane. I'm talking things like the three month rule, the double texting rule, acting nonchalant, playing hard to get, ghosting, people expecting the other person to just read their mind, playing hard to get, etc. Not to mention dating apps making you strategically curate your profile to perfection. Dating sometimes feels more like a mind game than a genuine connection with another person. Why am I expected to do all these different things just to have some level of success? Why do some people find it unattractive to show interest? Why do I have to sit here guessing if someone's into me or not? Why should I have to adjust my personality to be the right amount of ""mysterious"" or whatever? Why can't I just be me? Why does it feel like I'm walking on eggshells and one wrong message away from being ghosted? I completely understand that people have boundaries and standards, and there's nothing wrong with that. But some of the behaviors that have been normalized are just so ridiculous to me. It's exhausting to feel like I have to put on a performance just to get someone to look my way. It's like people are looking less for authenticity and more for excitement. It feels impossible sometimes.</w:t>
+      </w:r>
+    </w:p>
+    <w:p>
+      <w:pPr>
+        <w:pStyle w:val="Heading2"/>
+      </w:pPr>
+      <w:r>
+        <w:t>AI-Driven Strategy</w:t>
+      </w:r>
+    </w:p>
+    <w:p>
+      <w:r>
+        <w:rPr>
+          <w:b/>
+        </w:rPr>
+        <w:t xml:space="preserve">Theme: </w:t>
+      </w:r>
+      <w:r>
+        <w:t>The Pressure of Conforming to Dating Norms</w:t>
         <w:br/>
       </w:r>
       <w:r>
@@ -437,7 +854,146 @@
         <w:t xml:space="preserve">Strategic Direction: </w:t>
       </w:r>
       <w:r>
-        <w:t>Guide individuals to prioritize authentic connection and communication, emphasizing the importance of understanding and processing their emotions in relationships.</w:t>
+        <w:t>Emphasize the importance of genuine connection over adhering to arbitrary dating rules. Encourage open discussions about dating pressures and how being true to oneself can foster authentic relationships.</w:t>
+      </w:r>
+    </w:p>
+    <w:p>
+      <w:pPr>
+        <w:pBdr>
+          <w:bottom w:val="single" w:sz="6" w:space="1" w:color="auto"/>
+        </w:pBdr>
+      </w:pPr>
+    </w:p>
+    <w:p>
+      <w:pPr>
+        <w:pStyle w:val="Heading1"/>
+      </w:pPr>
+      <w:r>
+        <w:t>Opportunity Brief: post_1mbz340</w:t>
+      </w:r>
+    </w:p>
+    <w:p>
+      <w:r>
+        <w:rPr>
+          <w:b/>
+        </w:rPr>
+        <w:t xml:space="preserve">Subreddit: </w:t>
+      </w:r>
+      <w:r>
+        <w:t xml:space="preserve">r/dating | </w:t>
+      </w:r>
+      <w:r>
+        <w:rPr>
+          <w:b/>
+        </w:rPr>
+        <w:t xml:space="preserve">Date: </w:t>
+      </w:r>
+      <w:r>
+        <w:t>2025-07-29</w:t>
+      </w:r>
+    </w:p>
+    <w:p>
+      <w:r>
+        <w:rPr>
+          <w:b/>
+        </w:rPr>
+        <w:t xml:space="preserve">Link to content: </w:t>
+      </w:r>
+      <w:hyperlink r:id="rId15">
+        <w:r>
+          <w:rPr>
+            <w:color w:val="0563C1"/>
+            <w:u w:val="single"/>
+          </w:rPr>
+          <w:t>Click here to view on Reddit</w:t>
+        </w:r>
+      </w:hyperlink>
+    </w:p>
+    <w:p>
+      <w:pPr>
+        <w:pStyle w:val="Heading3"/>
+      </w:pPr>
+      <w:r>
+        <w:t>Opportunity Score</w:t>
+      </w:r>
+    </w:p>
+    <w:p>
+      <w:r>
+        <w:t>14.35</w:t>
+      </w:r>
+    </w:p>
+    <w:p>
+      <w:pPr>
+        <w:pStyle w:val="Heading3"/>
+      </w:pPr>
+      <w:r>
+        <w:t>Context</w:t>
+      </w:r>
+    </w:p>
+    <w:p>
+      <w:r>
+        <w:rPr>
+          <w:b/>
+        </w:rPr>
+        <w:t xml:space="preserve">Post Title: </w:t>
+      </w:r>
+    </w:p>
+    <w:p>
+      <w:r>
+        <w:t>Why do men lie about being interested</w:t>
+      </w:r>
+    </w:p>
+    <w:p>
+      <w:r>
+        <w:rPr>
+          <w:b/>
+        </w:rPr>
+        <w:t>Post Body:</w:t>
+        <w:br/>
+      </w:r>
+    </w:p>
+    <w:p>
+      <w:r>
+        <w:t>If I (26F) ask you if you’re interested in me, and you say yes and spend the whole date talking about meeting up next weekend or whatever, then don’t text me the following day with some excuse about upcoming layoffs preventing you from wanting to continue hanging out, especially when you knew (and told me) that you might get laid off soon. Nobody owes me their time, but I’ve had men pull this move multiple times and it hurts more than being ghosted. Don’t lie to me about being interested and don’t make up some shit about why you no longer want to see me. Just be fucking honest the first time I ask. Edit: please don’t try to hit on me in the DMs. It won’t work.</w:t>
+      </w:r>
+    </w:p>
+    <w:p>
+      <w:pPr>
+        <w:pStyle w:val="Heading2"/>
+      </w:pPr>
+      <w:r>
+        <w:t>AI-Driven Strategy</w:t>
+      </w:r>
+    </w:p>
+    <w:p>
+      <w:r>
+        <w:rPr>
+          <w:b/>
+        </w:rPr>
+        <w:t xml:space="preserve">Theme: </w:t>
+      </w:r>
+      <w:r>
+        <w:t>Honesty in Romantic Interactions</w:t>
+        <w:br/>
+      </w:r>
+      <w:r>
+        <w:rPr>
+          <w:b/>
+        </w:rPr>
+        <w:t xml:space="preserve">Core Philosophy: </w:t>
+      </w:r>
+      <w:r>
+        <w:t>Emotional Honesty + Social Grace</w:t>
+        <w:br/>
+      </w:r>
+      <w:r>
+        <w:rPr>
+          <w:b/>
+        </w:rPr>
+        <w:t xml:space="preserve">Strategic Direction: </w:t>
+      </w:r>
+      <w:r>
+        <w:t>Promote discussions on the need for honest communication early in dating to prevent misunderstandings and foster respectful interactions in relationships.</w:t>
       </w:r>
     </w:p>
     <w:sectPr>
